--- a/Xceed.Words.NET.Examples/Samples/Margin/Output/SetDirection.docx
+++ b/Xceed.Words.NET.Examples/Samples/Margin/Output/SetDirection.docx
@@ -10,7 +10,7 @@
       </w:pPr>
       <w:r>
         <w:rPr>
-          <w:lang w:val="en-US"/>
+          <w:lang w:val="en-CA"/>
           <w:sz w:val="30"/>
           <w:szCs w:val="30"/>
         </w:rPr>
@@ -24,7 +24,7 @@
       </w:pPr>
       <w:r>
         <w:rPr>
-          <w:lang w:val="en-US"/>
+          <w:lang w:val="en-CA"/>
         </w:rPr>
         <w:t>This is the first paragraph.</w:t>
       </w:r>
@@ -36,7 +36,7 @@
       </w:pPr>
       <w:r>
         <w:rPr>
-          <w:lang w:val="en-US"/>
+          <w:lang w:val="en-CA"/>
         </w:rPr>
         <w:t>This is the second paragraph.</w:t>
       </w:r>
@@ -48,7 +48,7 @@
       </w:pPr>
       <w:r>
         <w:rPr>
-          <w:lang w:val="en-US"/>
+          <w:lang w:val="en-CA"/>
         </w:rPr>
         <w:t>This is the third paragraph.</w:t>
       </w:r>
@@ -60,7 +60,7 @@
       </w:pPr>
       <w:r>
         <w:rPr>
-          <w:lang w:val="en-US"/>
+          <w:lang w:val="en-CA"/>
         </w:rPr>
         <w:t>This is the fourth paragraph.</w:t>
       </w:r>
@@ -87,7 +87,7 @@
         <w:rFonts w:asciiTheme="minorHAnsi" w:eastAsiaTheme="minorHAnsi" w:hAnsiTheme="minorHAnsi" w:cstheme="minorBidi"/>
         <w:sz w:val="22"/>
         <w:szCs w:val="22"/>
-        <w:lang w:val="en-US" w:eastAsia="en-US" w:bidi="ar-SA"/>
+        <w:lang w:val="en-CA" w:eastAsia="en-US" w:bidi="ar-SA"/>
       </w:rPr>
     </w:rPrDefault>
     <w:pPrDefault/>
